--- a/klagomål/A 63760-2025 FSC-klagomål.docx
+++ b/klagomål/A 63760-2025 FSC-klagomål.docx
@@ -675,7 +675,7 @@
     <w:r>
       <w:tab/>
       <w:tab/>
-      <w:t>2026-01-07</w:t>
+      <w:t>2026-01-08</w:t>
       <w:br/>
       <w:br/>
     </w:r>

--- a/klagomål/A 63760-2025 FSC-klagomål.docx
+++ b/klagomål/A 63760-2025 FSC-klagomål.docx
@@ -675,7 +675,7 @@
     <w:r>
       <w:tab/>
       <w:tab/>
-      <w:t>2026-01-08</w:t>
+      <w:t>2026-01-09</w:t>
       <w:br/>
       <w:br/>
     </w:r>

--- a/klagomål/A 63760-2025 FSC-klagomål.docx
+++ b/klagomål/A 63760-2025 FSC-klagomål.docx
@@ -675,7 +675,7 @@
     <w:r>
       <w:tab/>
       <w:tab/>
-      <w:t>2026-01-09</w:t>
+      <w:t>2026-01-10</w:t>
       <w:br/>
       <w:br/>
     </w:r>

--- a/klagomål/A 63760-2025 FSC-klagomål.docx
+++ b/klagomål/A 63760-2025 FSC-klagomål.docx
@@ -675,7 +675,7 @@
     <w:r>
       <w:tab/>
       <w:tab/>
-      <w:t>2026-01-10</w:t>
+      <w:t>2026-01-11</w:t>
       <w:br/>
       <w:br/>
     </w:r>

--- a/klagomål/A 63760-2025 FSC-klagomål.docx
+++ b/klagomål/A 63760-2025 FSC-klagomål.docx
@@ -675,7 +675,7 @@
     <w:r>
       <w:tab/>
       <w:tab/>
-      <w:t>2026-01-11</w:t>
+      <w:t>2026-01-12</w:t>
       <w:br/>
       <w:br/>
     </w:r>

--- a/klagomål/A 63760-2025 FSC-klagomål.docx
+++ b/klagomål/A 63760-2025 FSC-klagomål.docx
@@ -675,7 +675,7 @@
     <w:r>
       <w:tab/>
       <w:tab/>
-      <w:t>2026-01-12</w:t>
+      <w:t>2026-01-13</w:t>
       <w:br/>
       <w:br/>
     </w:r>

--- a/klagomål/A 63760-2025 FSC-klagomål.docx
+++ b/klagomål/A 63760-2025 FSC-klagomål.docx
@@ -675,7 +675,7 @@
     <w:r>
       <w:tab/>
       <w:tab/>
-      <w:t>2026-01-13</w:t>
+      <w:t>2026-01-14</w:t>
       <w:br/>
       <w:br/>
     </w:r>

--- a/klagomål/A 63760-2025 FSC-klagomål.docx
+++ b/klagomål/A 63760-2025 FSC-klagomål.docx
@@ -675,7 +675,7 @@
     <w:r>
       <w:tab/>
       <w:tab/>
-      <w:t>2026-01-14</w:t>
+      <w:t>2026-01-15</w:t>
       <w:br/>
       <w:br/>
     </w:r>

--- a/klagomål/A 63760-2025 FSC-klagomål.docx
+++ b/klagomål/A 63760-2025 FSC-klagomål.docx
@@ -675,7 +675,7 @@
     <w:r>
       <w:tab/>
       <w:tab/>
-      <w:t>2026-01-15</w:t>
+      <w:t>2026-01-16</w:t>
       <w:br/>
       <w:br/>
     </w:r>

--- a/klagomål/A 63760-2025 FSC-klagomål.docx
+++ b/klagomål/A 63760-2025 FSC-klagomål.docx
@@ -675,7 +675,7 @@
     <w:r>
       <w:tab/>
       <w:tab/>
-      <w:t>2026-01-16</w:t>
+      <w:t>2026-01-17</w:t>
       <w:br/>
       <w:br/>
     </w:r>

--- a/klagomål/A 63760-2025 FSC-klagomål.docx
+++ b/klagomål/A 63760-2025 FSC-klagomål.docx
@@ -675,7 +675,7 @@
     <w:r>
       <w:tab/>
       <w:tab/>
-      <w:t>2026-01-17</w:t>
+      <w:t>2026-01-18</w:t>
       <w:br/>
       <w:br/>
     </w:r>

--- a/klagomål/A 63760-2025 FSC-klagomål.docx
+++ b/klagomål/A 63760-2025 FSC-klagomål.docx
@@ -675,7 +675,7 @@
     <w:r>
       <w:tab/>
       <w:tab/>
-      <w:t>2026-01-18</w:t>
+      <w:t>2026-01-19</w:t>
       <w:br/>
       <w:br/>
     </w:r>

--- a/klagomål/A 63760-2025 FSC-klagomål.docx
+++ b/klagomål/A 63760-2025 FSC-klagomål.docx
@@ -675,7 +675,7 @@
     <w:r>
       <w:tab/>
       <w:tab/>
-      <w:t>2026-01-19</w:t>
+      <w:t>2026-01-20</w:t>
       <w:br/>
       <w:br/>
     </w:r>

--- a/klagomål/A 63760-2025 FSC-klagomål.docx
+++ b/klagomål/A 63760-2025 FSC-klagomål.docx
@@ -675,7 +675,7 @@
     <w:r>
       <w:tab/>
       <w:tab/>
-      <w:t>2026-01-20</w:t>
+      <w:t>2026-01-21</w:t>
       <w:br/>
       <w:br/>
     </w:r>

--- a/klagomål/A 63760-2025 FSC-klagomål.docx
+++ b/klagomål/A 63760-2025 FSC-klagomål.docx
@@ -675,7 +675,7 @@
     <w:r>
       <w:tab/>
       <w:tab/>
-      <w:t>2026-01-21</w:t>
+      <w:t>2026-01-23</w:t>
       <w:br/>
       <w:br/>
     </w:r>

--- a/klagomål/A 63760-2025 FSC-klagomål.docx
+++ b/klagomål/A 63760-2025 FSC-klagomål.docx
@@ -675,7 +675,7 @@
     <w:r>
       <w:tab/>
       <w:tab/>
-      <w:t>2026-01-23</w:t>
+      <w:t>2026-01-24</w:t>
       <w:br/>
       <w:br/>
     </w:r>

--- a/klagomål/A 63760-2025 FSC-klagomål.docx
+++ b/klagomål/A 63760-2025 FSC-klagomål.docx
@@ -675,7 +675,7 @@
     <w:r>
       <w:tab/>
       <w:tab/>
-      <w:t>2026-01-24</w:t>
+      <w:t>2026-01-25</w:t>
       <w:br/>
       <w:br/>
     </w:r>

--- a/klagomål/A 63760-2025 FSC-klagomål.docx
+++ b/klagomål/A 63760-2025 FSC-klagomål.docx
@@ -675,7 +675,7 @@
     <w:r>
       <w:tab/>
       <w:tab/>
-      <w:t>2026-01-25</w:t>
+      <w:t>2026-01-26</w:t>
       <w:br/>
       <w:br/>
     </w:r>

--- a/klagomål/A 63760-2025 FSC-klagomål.docx
+++ b/klagomål/A 63760-2025 FSC-klagomål.docx
@@ -675,7 +675,7 @@
     <w:r>
       <w:tab/>
       <w:tab/>
-      <w:t>2026-01-26</w:t>
+      <w:t>2026-01-27</w:t>
       <w:br/>
       <w:br/>
     </w:r>

--- a/klagomål/A 63760-2025 FSC-klagomål.docx
+++ b/klagomål/A 63760-2025 FSC-klagomål.docx
@@ -675,7 +675,7 @@
     <w:r>
       <w:tab/>
       <w:tab/>
-      <w:t>2026-01-27</w:t>
+      <w:t>2026-01-28</w:t>
       <w:br/>
       <w:br/>
     </w:r>

--- a/klagomål/A 63760-2025 FSC-klagomål.docx
+++ b/klagomål/A 63760-2025 FSC-klagomål.docx
@@ -112,7 +112,7 @@
         <w:pStyle w:val="ListBullet"/>
       </w:pPr>
       <w:r>
-        <w:t>Om ett ombud (tex Norra skog eller Mellanskog) avverkningsanmäler en skog med naturvärden motsvarande nyckelbiotops kvalité men markägaren inte är FSC certifierad, bör du skicka in ett FSC kontrollerat virke klagomål. Då ska klagomålet skickas till ombudsföretaget.</w:t>
+        <w:t>Om ett ombud (tex Norra skog eller Mellanskog) avverkningsanmäler en skog med naturvärden motsvarande nyckelbiotops kvalitet men markägaren inte är FSC certifierad, bör du skicka in ett FSC kontrollerat virke klagomål. Då ska klagomålet skickas till ombudsföretaget.</w:t>
       </w:r>
     </w:p>
     <w:p>
@@ -254,7 +254,16 @@
         <w:t>Grovticka</w:t>
       </w:r>
       <w:r>
-        <w:t xml:space="preserve"> är i skogslandskapet främst knuten till naturskogsartad äldre barrskog. Den är där en värdefull ”gammelskogsindikator” och påträffas mest vid tallar som är över 200 år gamla (Nitare &amp; Skogsstyrelsen, 2019).</w:t>
+        <w:t xml:space="preserve"> är i skogslandskapet främst knuten till naturskogsartad äldre barrskog. Den är där en värdefull ”gammelskogsindikator” och påträffas mest vid tallar som är över 200 år gamla.  Grovticka är typisk art för </w:t>
+      </w:r>
+      <w:r>
+        <w:rPr>
+          <w:i/>
+        </w:rPr>
+        <w:t xml:space="preserve">9060 Åsbarrskog </w:t>
+      </w:r>
+      <w:r>
+        <w:t>(Nitare &amp; Skogsstyrelsen, 2019; SLU Artdatabanken, 2025).</w:t>
       </w:r>
     </w:p>
     <w:p>
@@ -675,7 +684,7 @@
     <w:r>
       <w:tab/>
       <w:tab/>
-      <w:t>2026-01-28</w:t>
+      <w:t>2026-01-29</w:t>
       <w:br/>
       <w:br/>
     </w:r>

--- a/klagomål/A 63760-2025 FSC-klagomål.docx
+++ b/klagomål/A 63760-2025 FSC-klagomål.docx
@@ -684,7 +684,7 @@
     <w:r>
       <w:tab/>
       <w:tab/>
-      <w:t>2026-01-29</w:t>
+      <w:t>2026-01-30</w:t>
       <w:br/>
       <w:br/>
     </w:r>

--- a/klagomål/A 63760-2025 FSC-klagomål.docx
+++ b/klagomål/A 63760-2025 FSC-klagomål.docx
@@ -684,7 +684,7 @@
     <w:r>
       <w:tab/>
       <w:tab/>
-      <w:t>2026-01-30</w:t>
+      <w:t>2026-01-31</w:t>
       <w:br/>
       <w:br/>
     </w:r>

--- a/klagomål/A 63760-2025 FSC-klagomål.docx
+++ b/klagomål/A 63760-2025 FSC-klagomål.docx
@@ -684,7 +684,7 @@
     <w:r>
       <w:tab/>
       <w:tab/>
-      <w:t>2026-03-02</w:t>
+      <w:t>2026-03-03</w:t>
       <w:br/>
       <w:br/>
     </w:r>

--- a/klagomål/A 63760-2025 FSC-klagomål.docx
+++ b/klagomål/A 63760-2025 FSC-klagomål.docx
@@ -684,7 +684,7 @@
     <w:r>
       <w:tab/>
       <w:tab/>
-      <w:t>2026-03-03</w:t>
+      <w:t>2026-03-04</w:t>
       <w:br/>
       <w:br/>
     </w:r>

--- a/klagomål/A 63760-2025 FSC-klagomål.docx
+++ b/klagomål/A 63760-2025 FSC-klagomål.docx
@@ -684,7 +684,7 @@
     <w:r>
       <w:tab/>
       <w:tab/>
-      <w:t>2026-03-04</w:t>
+      <w:t>2026-03-05</w:t>
       <w:br/>
       <w:br/>
     </w:r>

--- a/klagomål/A 63760-2025 FSC-klagomål.docx
+++ b/klagomål/A 63760-2025 FSC-klagomål.docx
@@ -684,7 +684,7 @@
     <w:r>
       <w:tab/>
       <w:tab/>
-      <w:t>2026-03-05</w:t>
+      <w:t>2026-03-06</w:t>
       <w:br/>
       <w:br/>
     </w:r>

--- a/klagomål/A 63760-2025 FSC-klagomål.docx
+++ b/klagomål/A 63760-2025 FSC-klagomål.docx
@@ -684,7 +684,7 @@
     <w:r>
       <w:tab/>
       <w:tab/>
-      <w:t>2026-03-06</w:t>
+      <w:t>2026-03-07</w:t>
       <w:br/>
       <w:br/>
     </w:r>

--- a/klagomål/A 63760-2025 FSC-klagomål.docx
+++ b/klagomål/A 63760-2025 FSC-klagomål.docx
@@ -684,7 +684,7 @@
     <w:r>
       <w:tab/>
       <w:tab/>
-      <w:t>2026-04-14</w:t>
+      <w:t>2026-04-15</w:t>
       <w:br/>
       <w:br/>
     </w:r>

--- a/klagomål/A 63760-2025 FSC-klagomål.docx
+++ b/klagomål/A 63760-2025 FSC-klagomål.docx
@@ -684,7 +684,7 @@
     <w:r>
       <w:tab/>
       <w:tab/>
-      <w:t>2026-04-15</w:t>
+      <w:t>2026-04-16</w:t>
       <w:br/>
       <w:br/>
     </w:r>

--- a/klagomål/A 63760-2025 FSC-klagomål.docx
+++ b/klagomål/A 63760-2025 FSC-klagomål.docx
@@ -684,7 +684,7 @@
     <w:r>
       <w:tab/>
       <w:tab/>
-      <w:t>2026-04-16</w:t>
+      <w:t>2026-04-17</w:t>
       <w:br/>
       <w:br/>
     </w:r>

--- a/klagomål/A 63760-2025 FSC-klagomål.docx
+++ b/klagomål/A 63760-2025 FSC-klagomål.docx
@@ -684,7 +684,7 @@
     <w:r>
       <w:tab/>
       <w:tab/>
-      <w:t>2026-04-17</w:t>
+      <w:t>2026-04-18</w:t>
       <w:br/>
       <w:br/>
     </w:r>

--- a/klagomål/A 63760-2025 FSC-klagomål.docx
+++ b/klagomål/A 63760-2025 FSC-klagomål.docx
@@ -684,7 +684,7 @@
     <w:r>
       <w:tab/>
       <w:tab/>
-      <w:t>2026-04-18</w:t>
+      <w:t>2026-04-19</w:t>
       <w:br/>
       <w:br/>
     </w:r>

--- a/klagomål/A 63760-2025 FSC-klagomål.docx
+++ b/klagomål/A 63760-2025 FSC-klagomål.docx
@@ -684,7 +684,7 @@
     <w:r>
       <w:tab/>
       <w:tab/>
-      <w:t>2026-04-19</w:t>
+      <w:t>2026-04-20</w:t>
       <w:br/>
       <w:br/>
     </w:r>

--- a/klagomål/A 63760-2025 FSC-klagomål.docx
+++ b/klagomål/A 63760-2025 FSC-klagomål.docx
@@ -684,7 +684,7 @@
     <w:r>
       <w:tab/>
       <w:tab/>
-      <w:t>2026-04-20</w:t>
+      <w:t>2026-04-21</w:t>
       <w:br/>
       <w:br/>
     </w:r>

--- a/klagomål/A 63760-2025 FSC-klagomål.docx
+++ b/klagomål/A 63760-2025 FSC-klagomål.docx
@@ -684,7 +684,7 @@
     <w:r>
       <w:tab/>
       <w:tab/>
-      <w:t>2026-04-21</w:t>
+      <w:t>2026-04-22</w:t>
       <w:br/>
       <w:br/>
     </w:r>

--- a/klagomål/A 63760-2025 FSC-klagomål.docx
+++ b/klagomål/A 63760-2025 FSC-klagomål.docx
@@ -684,7 +684,7 @@
     <w:r>
       <w:tab/>
       <w:tab/>
-      <w:t>2026-04-22</w:t>
+      <w:t>2026-04-23</w:t>
       <w:br/>
       <w:br/>
     </w:r>

--- a/klagomål/A 63760-2025 FSC-klagomål.docx
+++ b/klagomål/A 63760-2025 FSC-klagomål.docx
@@ -684,7 +684,7 @@
     <w:r>
       <w:tab/>
       <w:tab/>
-      <w:t>2026-04-23</w:t>
+      <w:t>2026-04-24</w:t>
       <w:br/>
       <w:br/>
     </w:r>

--- a/klagomål/A 63760-2025 FSC-klagomål.docx
+++ b/klagomål/A 63760-2025 FSC-klagomål.docx
@@ -684,7 +684,7 @@
     <w:r>
       <w:tab/>
       <w:tab/>
-      <w:t>2026-04-24</w:t>
+      <w:t>2026-04-25</w:t>
       <w:br/>
       <w:br/>
     </w:r>

--- a/klagomål/A 63760-2025 FSC-klagomål.docx
+++ b/klagomål/A 63760-2025 FSC-klagomål.docx
@@ -684,7 +684,7 @@
     <w:r>
       <w:tab/>
       <w:tab/>
-      <w:t>2026-04-25</w:t>
+      <w:t>2026-04-26</w:t>
       <w:br/>
       <w:br/>
     </w:r>

--- a/klagomål/A 63760-2025 FSC-klagomål.docx
+++ b/klagomål/A 63760-2025 FSC-klagomål.docx
@@ -684,7 +684,7 @@
     <w:r>
       <w:tab/>
       <w:tab/>
-      <w:t>2026-04-26</w:t>
+      <w:t>2026-04-27</w:t>
       <w:br/>
       <w:br/>
     </w:r>

--- a/klagomål/A 63760-2025 FSC-klagomål.docx
+++ b/klagomål/A 63760-2025 FSC-klagomål.docx
@@ -684,7 +684,7 @@
     <w:r>
       <w:tab/>
       <w:tab/>
-      <w:t>2026-04-27</w:t>
+      <w:t>2026-04-28</w:t>
       <w:br/>
       <w:br/>
     </w:r>

--- a/klagomål/A 63760-2025 FSC-klagomål.docx
+++ b/klagomål/A 63760-2025 FSC-klagomål.docx
@@ -684,7 +684,7 @@
     <w:r>
       <w:tab/>
       <w:tab/>
-      <w:t>2026-04-28</w:t>
+      <w:t>2026-04-29</w:t>
       <w:br/>
       <w:br/>
     </w:r>

--- a/klagomål/A 63760-2025 FSC-klagomål.docx
+++ b/klagomål/A 63760-2025 FSC-klagomål.docx
@@ -684,7 +684,7 @@
     <w:r>
       <w:tab/>
       <w:tab/>
-      <w:t>2026-05-16</w:t>
+      <w:t>2026-05-17</w:t>
       <w:br/>
       <w:br/>
     </w:r>

--- a/klagomål/A 63760-2025 FSC-klagomål.docx
+++ b/klagomål/A 63760-2025 FSC-klagomål.docx
@@ -684,7 +684,7 @@
     <w:r>
       <w:tab/>
       <w:tab/>
-      <w:t>2026-05-17</w:t>
+      <w:t>2026-05-18</w:t>
       <w:br/>
       <w:br/>
     </w:r>

--- a/klagomål/A 63760-2025 FSC-klagomål.docx
+++ b/klagomål/A 63760-2025 FSC-klagomål.docx
@@ -684,7 +684,7 @@
     <w:r>
       <w:tab/>
       <w:tab/>
-      <w:t>2026-05-18</w:t>
+      <w:t>2026-05-19</w:t>
       <w:br/>
       <w:br/>
     </w:r>

--- a/klagomål/A 63760-2025 FSC-klagomål.docx
+++ b/klagomål/A 63760-2025 FSC-klagomål.docx
@@ -684,7 +684,7 @@
     <w:r>
       <w:tab/>
       <w:tab/>
-      <w:t>2026-05-19</w:t>
+      <w:t>2026-05-20</w:t>
       <w:br/>
       <w:br/>
     </w:r>

--- a/klagomål/A 63760-2025 FSC-klagomål.docx
+++ b/klagomål/A 63760-2025 FSC-klagomål.docx
@@ -672,7 +672,7 @@
     <w:r>
       <w:tab/>
       <w:tab/>
-      <w:t>2026-07-13</w:t>
+      <w:t>2026-07-14</w:t>
       <w:br/>
       <w:br/>
     </w:r>

--- a/klagomål/A 63760-2025 FSC-klagomål.docx
+++ b/klagomål/A 63760-2025 FSC-klagomål.docx
@@ -672,7 +672,7 @@
     <w:r>
       <w:tab/>
       <w:tab/>
-      <w:t>2026-07-14</w:t>
+      <w:t>2026-07-15</w:t>
       <w:br/>
       <w:br/>
     </w:r>

--- a/klagomål/A 63760-2025 FSC-klagomål.docx
+++ b/klagomål/A 63760-2025 FSC-klagomål.docx
@@ -672,7 +672,7 @@
     <w:r>
       <w:tab/>
       <w:tab/>
-      <w:t>2026-07-15</w:t>
+      <w:t>2026-07-16</w:t>
       <w:br/>
       <w:br/>
     </w:r>

--- a/klagomål/A 63760-2025 FSC-klagomål.docx
+++ b/klagomål/A 63760-2025 FSC-klagomål.docx
@@ -672,7 +672,7 @@
     <w:r>
       <w:tab/>
       <w:tab/>
-      <w:t>2026-07-16</w:t>
+      <w:t>2026-07-17</w:t>
       <w:br/>
       <w:br/>
     </w:r>

--- a/klagomål/A 63760-2025 FSC-klagomål.docx
+++ b/klagomål/A 63760-2025 FSC-klagomål.docx
@@ -672,7 +672,7 @@
     <w:r>
       <w:tab/>
       <w:tab/>
-      <w:t>2026-07-17</w:t>
+      <w:t>2026-07-18</w:t>
       <w:br/>
       <w:br/>
     </w:r>

--- a/klagomål/A 63760-2025 FSC-klagomål.docx
+++ b/klagomål/A 63760-2025 FSC-klagomål.docx
@@ -672,7 +672,7 @@
     <w:r>
       <w:tab/>
       <w:tab/>
-      <w:t>2026-07-18</w:t>
+      <w:t>2026-07-19</w:t>
       <w:br/>
       <w:br/>
     </w:r>

--- a/klagomål/A 63760-2025 FSC-klagomål.docx
+++ b/klagomål/A 63760-2025 FSC-klagomål.docx
@@ -672,7 +672,7 @@
     <w:r>
       <w:tab/>
       <w:tab/>
-      <w:t>2026-07-19</w:t>
+      <w:t>2026-07-20</w:t>
       <w:br/>
       <w:br/>
     </w:r>

--- a/klagomål/A 63760-2025 FSC-klagomål.docx
+++ b/klagomål/A 63760-2025 FSC-klagomål.docx
@@ -672,7 +672,7 @@
     <w:r>
       <w:tab/>
       <w:tab/>
-      <w:t>2026-07-20</w:t>
+      <w:t>2026-07-21</w:t>
       <w:br/>
       <w:br/>
     </w:r>

--- a/klagomål/A 63760-2025 FSC-klagomål.docx
+++ b/klagomål/A 63760-2025 FSC-klagomål.docx
@@ -672,7 +672,7 @@
     <w:r>
       <w:tab/>
       <w:tab/>
-      <w:t>2026-07-21</w:t>
+      <w:t>2026-07-22</w:t>
       <w:br/>
       <w:br/>
     </w:r>

--- a/klagomål/A 63760-2025 FSC-klagomål.docx
+++ b/klagomål/A 63760-2025 FSC-klagomål.docx
@@ -672,7 +672,7 @@
     <w:r>
       <w:tab/>
       <w:tab/>
-      <w:t>2026-07-22</w:t>
+      <w:t>2026-07-23</w:t>
       <w:br/>
       <w:br/>
     </w:r>

--- a/klagomål/A 63760-2025 FSC-klagomål.docx
+++ b/klagomål/A 63760-2025 FSC-klagomål.docx
@@ -672,7 +672,7 @@
     <w:r>
       <w:tab/>
       <w:tab/>
-      <w:t>2026-07-23</w:t>
+      <w:t>2026-07-24</w:t>
       <w:br/>
       <w:br/>
     </w:r>

--- a/klagomål/A 63760-2025 FSC-klagomål.docx
+++ b/klagomål/A 63760-2025 FSC-klagomål.docx
@@ -216,7 +216,7 @@
         <w:spacing w:after="240"/>
       </w:pPr>
       <w:r>
-        <w:t>Figur 1. Fyndplatser för naturvårdsarter i avverkningsanmälan. Markörer utan svart kant är placerade på fyndplatsen. Markörer med svart kant är placerade vid sidan av fyndplatsen har ett svart streck som visar fyndplatsens exakta position. Kartans mittpunktskoordinat är N 6440194, E 600302 i SWEREF 99 TM.</w:t>
+        <w:t>Figur 1. Fyndplatser för naturvårdsarter i avverkningsanmälan. Markörer utan svart kant är placerade på fyndplatsen. Markörer med svart kant är placerade vid sidan av fyndplatsen och har ett svart streck som visar fyndplatsens exakta position. Kartans mittpunktskoordinat är N 6440194, E 600302 i SWEREF 99 TM.</w:t>
       </w:r>
     </w:p>
     <w:p>
@@ -672,7 +672,7 @@
     <w:r>
       <w:tab/>
       <w:tab/>
-      <w:t>2026-08-14</w:t>
+      <w:t>2026-08-15</w:t>
       <w:br/>
       <w:br/>
     </w:r>

--- a/klagomål/A 63760-2025 FSC-klagomål.docx
+++ b/klagomål/A 63760-2025 FSC-klagomål.docx
@@ -672,7 +672,7 @@
     <w:r>
       <w:tab/>
       <w:tab/>
-      <w:t>2026-08-15</w:t>
+      <w:t>2026-08-16</w:t>
       <w:br/>
       <w:br/>
     </w:r>

--- a/klagomål/A 63760-2025 FSC-klagomål.docx
+++ b/klagomål/A 63760-2025 FSC-klagomål.docx
@@ -672,7 +672,7 @@
     <w:r>
       <w:tab/>
       <w:tab/>
-      <w:t>2026-08-16</w:t>
+      <w:t>2026-08-17</w:t>
       <w:br/>
       <w:br/>
     </w:r>

--- a/klagomål/A 63760-2025 FSC-klagomål.docx
+++ b/klagomål/A 63760-2025 FSC-klagomål.docx
@@ -672,7 +672,7 @@
     <w:r>
       <w:tab/>
       <w:tab/>
-      <w:t>2026-08-17</w:t>
+      <w:t>2026-08-18</w:t>
       <w:br/>
       <w:br/>
     </w:r>

--- a/klagomål/A 63760-2025 FSC-klagomål.docx
+++ b/klagomål/A 63760-2025 FSC-klagomål.docx
@@ -672,7 +672,7 @@
     <w:r>
       <w:tab/>
       <w:tab/>
-      <w:t>2026-08-18</w:t>
+      <w:t>2026-08-19</w:t>
       <w:br/>
       <w:br/>
     </w:r>

--- a/klagomål/A 63760-2025 FSC-klagomål.docx
+++ b/klagomål/A 63760-2025 FSC-klagomål.docx
@@ -672,7 +672,7 @@
     <w:r>
       <w:tab/>
       <w:tab/>
-      <w:t>2026-08-19</w:t>
+      <w:t>2026-08-20</w:t>
       <w:br/>
       <w:br/>
     </w:r>

--- a/klagomål/A 63760-2025 FSC-klagomål.docx
+++ b/klagomål/A 63760-2025 FSC-klagomål.docx
@@ -672,7 +672,7 @@
     <w:r>
       <w:tab/>
       <w:tab/>
-      <w:t>2026-08-20</w:t>
+      <w:t>2026-08-21</w:t>
       <w:br/>
       <w:br/>
     </w:r>

--- a/klagomål/A 63760-2025 FSC-klagomål.docx
+++ b/klagomål/A 63760-2025 FSC-klagomål.docx
@@ -672,7 +672,7 @@
     <w:r>
       <w:tab/>
       <w:tab/>
-      <w:t>2026-08-21</w:t>
+      <w:t>2026-08-22</w:t>
       <w:br/>
       <w:br/>
     </w:r>

--- a/klagomål/A 63760-2025 FSC-klagomål.docx
+++ b/klagomål/A 63760-2025 FSC-klagomål.docx
@@ -672,7 +672,7 @@
     <w:r>
       <w:tab/>
       <w:tab/>
-      <w:t>2026-08-22</w:t>
+      <w:t>2026-08-23</w:t>
       <w:br/>
       <w:br/>
     </w:r>

--- a/klagomål/A 63760-2025 FSC-klagomål.docx
+++ b/klagomål/A 63760-2025 FSC-klagomål.docx
@@ -672,7 +672,7 @@
     <w:r>
       <w:tab/>
       <w:tab/>
-      <w:t>2026-08-23</w:t>
+      <w:t>2026-08-24</w:t>
       <w:br/>
       <w:br/>
     </w:r>

--- a/klagomål/A 63760-2025 FSC-klagomål.docx
+++ b/klagomål/A 63760-2025 FSC-klagomål.docx
@@ -672,7 +672,7 @@
     <w:r>
       <w:tab/>
       <w:tab/>
-      <w:t>2026-08-24</w:t>
+      <w:t>2026-08-25</w:t>
       <w:br/>
       <w:br/>
     </w:r>

--- a/klagomål/A 63760-2025 FSC-klagomål.docx
+++ b/klagomål/A 63760-2025 FSC-klagomål.docx
@@ -672,7 +672,7 @@
     <w:r>
       <w:tab/>
       <w:tab/>
-      <w:t>2026-08-25</w:t>
+      <w:t>2026-08-26</w:t>
       <w:br/>
       <w:br/>
     </w:r>

--- a/klagomål/A 63760-2025 FSC-klagomål.docx
+++ b/klagomål/A 63760-2025 FSC-klagomål.docx
@@ -672,7 +672,7 @@
     <w:r>
       <w:tab/>
       <w:tab/>
-      <w:t>2026-08-26</w:t>
+      <w:t>2026-08-27</w:t>
       <w:br/>
       <w:br/>
     </w:r>

--- a/klagomål/A 63760-2025 FSC-klagomål.docx
+++ b/klagomål/A 63760-2025 FSC-klagomål.docx
@@ -672,7 +672,7 @@
     <w:r>
       <w:tab/>
       <w:tab/>
-      <w:t>2026-08-27</w:t>
+      <w:t>2026-08-28</w:t>
       <w:br/>
       <w:br/>
     </w:r>

--- a/klagomål/A 63760-2025 FSC-klagomål.docx
+++ b/klagomål/A 63760-2025 FSC-klagomål.docx
@@ -672,7 +672,7 @@
     <w:r>
       <w:tab/>
       <w:tab/>
-      <w:t>2026-08-28</w:t>
+      <w:t>2026-08-29</w:t>
       <w:br/>
       <w:br/>
     </w:r>

--- a/klagomål/A 63760-2025 FSC-klagomål.docx
+++ b/klagomål/A 63760-2025 FSC-klagomål.docx
@@ -672,7 +672,7 @@
     <w:r>
       <w:tab/>
       <w:tab/>
-      <w:t>2026-08-29</w:t>
+      <w:t>2026-08-31</w:t>
       <w:br/>
       <w:br/>
     </w:r>

--- a/klagomål/A 63760-2025 FSC-klagomål.docx
+++ b/klagomål/A 63760-2025 FSC-klagomål.docx
@@ -672,7 +672,7 @@
     <w:r>
       <w:tab/>
       <w:tab/>
-      <w:t>2026-08-31</w:t>
+      <w:t>2026-09-01</w:t>
       <w:br/>
       <w:br/>
     </w:r>

--- a/klagomål/A 63760-2025 FSC-klagomål.docx
+++ b/klagomål/A 63760-2025 FSC-klagomål.docx
@@ -672,7 +672,7 @@
     <w:r>
       <w:tab/>
       <w:tab/>
-      <w:t>2026-09-01</w:t>
+      <w:t>2026-09-02</w:t>
       <w:br/>
       <w:br/>
     </w:r>

--- a/klagomål/A 63760-2025 FSC-klagomål.docx
+++ b/klagomål/A 63760-2025 FSC-klagomål.docx
@@ -672,7 +672,7 @@
     <w:r>
       <w:tab/>
       <w:tab/>
-      <w:t>2026-09-02</w:t>
+      <w:t>2026-09-03</w:t>
       <w:br/>
       <w:br/>
     </w:r>

--- a/klagomål/A 63760-2025 FSC-klagomål.docx
+++ b/klagomål/A 63760-2025 FSC-klagomål.docx
@@ -672,7 +672,7 @@
     <w:r>
       <w:tab/>
       <w:tab/>
-      <w:t>2026-09-03</w:t>
+      <w:t>2026-09-04</w:t>
       <w:br/>
       <w:br/>
     </w:r>

--- a/klagomål/A 63760-2025 FSC-klagomål.docx
+++ b/klagomål/A 63760-2025 FSC-klagomål.docx
@@ -672,7 +672,7 @@
     <w:r>
       <w:tab/>
       <w:tab/>
-      <w:t>2026-09-04</w:t>
+      <w:t>2026-09-05</w:t>
       <w:br/>
       <w:br/>
     </w:r>

--- a/klagomål/A 63760-2025 FSC-klagomål.docx
+++ b/klagomål/A 63760-2025 FSC-klagomål.docx
@@ -672,7 +672,7 @@
     <w:r>
       <w:tab/>
       <w:tab/>
-      <w:t>2026-09-05</w:t>
+      <w:t>2026-09-06</w:t>
       <w:br/>
       <w:br/>
     </w:r>

--- a/klagomål/A 63760-2025 FSC-klagomål.docx
+++ b/klagomål/A 63760-2025 FSC-klagomål.docx
@@ -672,7 +672,7 @@
     <w:r>
       <w:tab/>
       <w:tab/>
-      <w:t>2026-09-06</w:t>
+      <w:t>2026-09-07</w:t>
       <w:br/>
       <w:br/>
     </w:r>

--- a/klagomål/A 63760-2025 FSC-klagomål.docx
+++ b/klagomål/A 63760-2025 FSC-klagomål.docx
@@ -672,7 +672,7 @@
     <w:r>
       <w:tab/>
       <w:tab/>
-      <w:t>2026-09-07</w:t>
+      <w:t>2026-09-08</w:t>
       <w:br/>
       <w:br/>
     </w:r>

--- a/klagomål/A 63760-2025 FSC-klagomål.docx
+++ b/klagomål/A 63760-2025 FSC-klagomål.docx
@@ -672,7 +672,7 @@
     <w:r>
       <w:tab/>
       <w:tab/>
-      <w:t>2026-09-08</w:t>
+      <w:t>2026-09-09</w:t>
       <w:br/>
       <w:br/>
     </w:r>

--- a/klagomål/A 63760-2025 FSC-klagomål.docx
+++ b/klagomål/A 63760-2025 FSC-klagomål.docx
@@ -672,7 +672,7 @@
     <w:r>
       <w:tab/>
       <w:tab/>
-      <w:t>2026-09-09</w:t>
+      <w:t>2026-09-10</w:t>
       <w:br/>
       <w:br/>
     </w:r>

--- a/klagomål/A 63760-2025 FSC-klagomål.docx
+++ b/klagomål/A 63760-2025 FSC-klagomål.docx
@@ -672,7 +672,7 @@
     <w:r>
       <w:tab/>
       <w:tab/>
-      <w:t>2026-09-10</w:t>
+      <w:t>2026-09-11</w:t>
       <w:br/>
       <w:br/>
     </w:r>

--- a/klagomål/A 63760-2025 FSC-klagomål.docx
+++ b/klagomål/A 63760-2025 FSC-klagomål.docx
@@ -672,7 +672,7 @@
     <w:r>
       <w:tab/>
       <w:tab/>
-      <w:t>2026-09-11</w:t>
+      <w:t>2026-09-12</w:t>
       <w:br/>
       <w:br/>
     </w:r>
